--- a/docs/package/out/iNXT_BrokerVerse_Competitive_Battlecard_INTERNAL.docx
+++ b/docs/package/out/iNXT_BrokerVerse_Competitive_Battlecard_INTERNAL.docx
@@ -10,7 +10,7 @@
       <w:r>
         <w:rPr/>
         <w:drawing>
-          <wp:anchor behindDoc="1" distT="0" distB="0" distL="0" distR="0" simplePos="0" locked="0" layoutInCell="0" allowOverlap="1" relativeHeight="24">
+          <wp:anchor behindDoc="1" distT="0" distB="0" distL="0" distR="0" simplePos="0" locked="0" layoutInCell="0" allowOverlap="1" relativeHeight="23">
             <wp:simplePos x="0" y="0"/>
             <wp:positionH relativeFrom="margin">
               <wp:posOffset>-914400</wp:posOffset>
@@ -55,7 +55,7 @@
           </wp:anchor>
         </w:drawing>
         <w:drawing>
-          <wp:anchor behindDoc="1" distT="0" distB="0" distL="0" distR="0" simplePos="0" locked="0" layoutInCell="0" allowOverlap="1" relativeHeight="35">
+          <wp:anchor behindDoc="1" distT="0" distB="0" distL="0" distR="0" simplePos="0" locked="0" layoutInCell="0" allowOverlap="1" relativeHeight="34">
             <wp:simplePos x="0" y="0"/>
             <wp:positionH relativeFrom="margin">
               <wp:align>center</wp:align>
@@ -111,7 +111,7 @@
         <mc:AlternateContent>
           <mc:Choice Requires="wps">
             <w:drawing>
-              <wp:anchor behindDoc="0" distT="45720" distB="45720" distL="114300" distR="114300" simplePos="0" locked="0" layoutInCell="0" allowOverlap="1" relativeHeight="25" wp14:anchorId="3D43415C">
+              <wp:anchor behindDoc="0" distT="45720" distB="45720" distL="114300" distR="114300" simplePos="0" locked="0" layoutInCell="0" allowOverlap="1" relativeHeight="24" wp14:anchorId="3D43415C">
                 <wp:simplePos x="0" y="0"/>
                 <wp:positionH relativeFrom="page">
                   <wp:posOffset>194310</wp:posOffset>
@@ -226,7 +226,7 @@
         <mc:AlternateContent>
           <mc:Choice Requires="wps">
             <w:drawing>
-              <wp:anchor behindDoc="0" distT="45720" distB="45720" distL="113030" distR="114935" simplePos="0" locked="0" layoutInCell="0" allowOverlap="1" relativeHeight="27" wp14:anchorId="58C23128">
+              <wp:anchor behindDoc="0" distT="45720" distB="45720" distL="113030" distR="114935" simplePos="0" locked="0" layoutInCell="0" allowOverlap="1" relativeHeight="26" wp14:anchorId="58C23128">
                 <wp:simplePos x="0" y="0"/>
                 <wp:positionH relativeFrom="page">
                   <wp:posOffset>3094990</wp:posOffset>
@@ -341,7 +341,7 @@
         <mc:AlternateContent>
           <mc:Choice Requires="wps">
             <w:drawing>
-              <wp:anchor behindDoc="0" distT="45720" distB="45720" distL="114300" distR="113665" simplePos="0" locked="0" layoutInCell="0" allowOverlap="1" relativeHeight="29" wp14:anchorId="1BF25123">
+              <wp:anchor behindDoc="0" distT="45720" distB="45720" distL="114300" distR="113665" simplePos="0" locked="0" layoutInCell="0" allowOverlap="1" relativeHeight="28" wp14:anchorId="1BF25123">
                 <wp:simplePos x="0" y="0"/>
                 <wp:positionH relativeFrom="page">
                   <wp:posOffset>4992370</wp:posOffset>
@@ -456,7 +456,7 @@
         <mc:AlternateContent>
           <mc:Choice Requires="wps">
             <w:drawing>
-              <wp:anchor behindDoc="0" distT="45720" distB="46355" distL="114300" distR="114300" simplePos="0" locked="0" layoutInCell="0" allowOverlap="1" relativeHeight="31" wp14:anchorId="01DE2BF4">
+              <wp:anchor behindDoc="0" distT="45720" distB="46355" distL="114300" distR="114300" simplePos="0" locked="0" layoutInCell="0" allowOverlap="1" relativeHeight="30" wp14:anchorId="01DE2BF4">
                 <wp:simplePos x="0" y="0"/>
                 <wp:positionH relativeFrom="margin">
                   <wp:align>center</wp:align>
@@ -601,7 +601,7 @@
         <mc:AlternateContent>
           <mc:Choice Requires="wps">
             <w:drawing>
-              <wp:anchor behindDoc="0" distT="45720" distB="50800" distL="114300" distR="114300" simplePos="0" locked="0" layoutInCell="0" allowOverlap="1" relativeHeight="33" wp14:anchorId="204C02CC">
+              <wp:anchor behindDoc="0" distT="45720" distB="50800" distL="114300" distR="114300" simplePos="0" locked="0" layoutInCell="0" allowOverlap="1" relativeHeight="32" wp14:anchorId="204C02CC">
                 <wp:simplePos x="0" y="0"/>
                 <wp:positionH relativeFrom="margin">
                   <wp:align>center</wp:align>
@@ -789,7 +789,7 @@
             </w:rPr>
             <w:fldChar w:fldCharType="separate"/>
           </w:r>
-          <w:hyperlink w:anchor="__RefHeading___Toc1789_1773025678">
+          <w:hyperlink w:anchor="__RefHeading___Toc25301_4195859891">
             <w:r>
               <w:rPr>
                 <w:webHidden/>
@@ -824,7 +824,7 @@
             </w:tabs>
             <w:rPr/>
           </w:pPr>
-          <w:hyperlink w:anchor="__RefHeading___Toc1791_1773025678">
+          <w:hyperlink w:anchor="__RefHeading___Toc25303_4195859891">
             <w:r>
               <w:rPr>
                 <w:webHidden/>
@@ -853,7 +853,7 @@
             </w:tabs>
             <w:rPr/>
           </w:pPr>
-          <w:hyperlink w:anchor="__RefHeading___Toc1793_1773025678">
+          <w:hyperlink w:anchor="__RefHeading___Toc25305_4195859891">
             <w:r>
               <w:rPr>
                 <w:webHidden/>
@@ -875,7 +875,7 @@
             </w:tabs>
             <w:rPr/>
           </w:pPr>
-          <w:hyperlink w:anchor="__RefHeading___Toc1795_1773025678">
+          <w:hyperlink w:anchor="__RefHeading___Toc25307_4195859891">
             <w:r>
               <w:rPr>
                 <w:webHidden/>
@@ -897,7 +897,7 @@
             </w:tabs>
             <w:rPr/>
           </w:pPr>
-          <w:hyperlink w:anchor="__RefHeading___Toc1797_1773025678">
+          <w:hyperlink w:anchor="__RefHeading___Toc25309_4195859891">
             <w:r>
               <w:rPr>
                 <w:webHidden/>
@@ -919,7 +919,7 @@
             </w:tabs>
             <w:rPr/>
           </w:pPr>
-          <w:hyperlink w:anchor="__RefHeading___Toc1799_1773025678">
+          <w:hyperlink w:anchor="__RefHeading___Toc25311_4195859891">
             <w:r>
               <w:rPr>
                 <w:webHidden/>
@@ -941,7 +941,7 @@
             </w:tabs>
             <w:rPr/>
           </w:pPr>
-          <w:hyperlink w:anchor="__RefHeading___Toc1801_1773025678">
+          <w:hyperlink w:anchor="__RefHeading___Toc25313_4195859891">
             <w:r>
               <w:rPr>
                 <w:webHidden/>
@@ -963,7 +963,7 @@
             </w:tabs>
             <w:rPr/>
           </w:pPr>
-          <w:hyperlink w:anchor="__RefHeading___Toc1803_1773025678">
+          <w:hyperlink w:anchor="__RefHeading___Toc25315_4195859891">
             <w:r>
               <w:rPr>
                 <w:webHidden/>
@@ -985,7 +985,7 @@
             </w:tabs>
             <w:rPr/>
           </w:pPr>
-          <w:hyperlink w:anchor="__RefHeading___Toc1805_1773025678">
+          <w:hyperlink w:anchor="__RefHeading___Toc25317_4195859891">
             <w:r>
               <w:rPr>
                 <w:webHidden/>
@@ -1007,7 +1007,7 @@
             </w:tabs>
             <w:rPr/>
           </w:pPr>
-          <w:hyperlink w:anchor="__RefHeading___Toc1807_1773025678">
+          <w:hyperlink w:anchor="__RefHeading___Toc25319_4195859891">
             <w:r>
               <w:rPr>
                 <w:webHidden/>
@@ -1029,7 +1029,7 @@
             </w:tabs>
             <w:rPr/>
           </w:pPr>
-          <w:hyperlink w:anchor="__RefHeading___Toc1809_1773025678">
+          <w:hyperlink w:anchor="__RefHeading___Toc25321_4195859891">
             <w:r>
               <w:rPr>
                 <w:webHidden/>
@@ -1051,7 +1051,7 @@
             </w:tabs>
             <w:rPr/>
           </w:pPr>
-          <w:hyperlink w:anchor="__RefHeading___Toc1811_1773025678">
+          <w:hyperlink w:anchor="__RefHeading___Toc25323_4195859891">
             <w:r>
               <w:rPr>
                 <w:webHidden/>
@@ -1073,7 +1073,7 @@
             </w:tabs>
             <w:rPr/>
           </w:pPr>
-          <w:hyperlink w:anchor="__RefHeading___Toc1813_1773025678">
+          <w:hyperlink w:anchor="__RefHeading___Toc25325_4195859891">
             <w:r>
               <w:rPr>
                 <w:webHidden/>
@@ -1095,7 +1095,7 @@
             </w:tabs>
             <w:rPr/>
           </w:pPr>
-          <w:hyperlink w:anchor="__RefHeading___Toc1815_1773025678">
+          <w:hyperlink w:anchor="__RefHeading___Toc25327_4195859891">
             <w:r>
               <w:rPr>
                 <w:webHidden/>
@@ -1117,7 +1117,7 @@
             </w:tabs>
             <w:rPr/>
           </w:pPr>
-          <w:hyperlink w:anchor="__RefHeading___Toc1817_1773025678">
+          <w:hyperlink w:anchor="__RefHeading___Toc25329_4195859891">
             <w:r>
               <w:rPr>
                 <w:webHidden/>
@@ -1139,7 +1139,7 @@
             </w:tabs>
             <w:rPr/>
           </w:pPr>
-          <w:hyperlink w:anchor="__RefHeading___Toc1819_1773025678">
+          <w:hyperlink w:anchor="__RefHeading___Toc25331_4195859891">
             <w:r>
               <w:rPr>
                 <w:webHidden/>
@@ -1161,7 +1161,7 @@
             </w:tabs>
             <w:rPr/>
           </w:pPr>
-          <w:hyperlink w:anchor="__RefHeading___Toc1821_1773025678">
+          <w:hyperlink w:anchor="__RefHeading___Toc25333_4195859891">
             <w:r>
               <w:rPr>
                 <w:webHidden/>
@@ -1183,7 +1183,7 @@
             </w:tabs>
             <w:rPr/>
           </w:pPr>
-          <w:hyperlink w:anchor="__RefHeading___Toc1823_1773025678">
+          <w:hyperlink w:anchor="__RefHeading___Toc25335_4195859891">
             <w:r>
               <w:rPr>
                 <w:webHidden/>
@@ -1205,7 +1205,7 @@
             </w:tabs>
             <w:rPr/>
           </w:pPr>
-          <w:hyperlink w:anchor="__RefHeading___Toc1825_1773025678">
+          <w:hyperlink w:anchor="__RefHeading___Toc25337_4195859891">
             <w:r>
               <w:rPr>
                 <w:webHidden/>
@@ -1227,7 +1227,7 @@
             </w:tabs>
             <w:rPr/>
           </w:pPr>
-          <w:hyperlink w:anchor="__RefHeading___Toc1827_1773025678">
+          <w:hyperlink w:anchor="__RefHeading___Toc25339_4195859891">
             <w:r>
               <w:rPr>
                 <w:webHidden/>
@@ -1249,7 +1249,7 @@
             </w:tabs>
             <w:rPr/>
           </w:pPr>
-          <w:hyperlink w:anchor="__RefHeading___Toc1829_1773025678">
+          <w:hyperlink w:anchor="__RefHeading___Toc25341_4195859891">
             <w:r>
               <w:rPr>
                 <w:webHidden/>
@@ -1271,7 +1271,7 @@
             </w:tabs>
             <w:rPr/>
           </w:pPr>
-          <w:hyperlink w:anchor="__RefHeading___Toc1831_1773025678">
+          <w:hyperlink w:anchor="__RefHeading___Toc25343_4195859891">
             <w:r>
               <w:rPr>
                 <w:webHidden/>
@@ -1293,7 +1293,7 @@
             </w:tabs>
             <w:rPr/>
           </w:pPr>
-          <w:hyperlink w:anchor="__RefHeading___Toc1833_1773025678">
+          <w:hyperlink w:anchor="__RefHeading___Toc25345_4195859891">
             <w:r>
               <w:rPr>
                 <w:webHidden/>
@@ -1315,7 +1315,7 @@
             </w:tabs>
             <w:rPr/>
           </w:pPr>
-          <w:hyperlink w:anchor="__RefHeading___Toc1835_1773025678">
+          <w:hyperlink w:anchor="__RefHeading___Toc25347_4195859891">
             <w:r>
               <w:rPr>
                 <w:webHidden/>
@@ -1337,7 +1337,7 @@
             </w:tabs>
             <w:rPr/>
           </w:pPr>
-          <w:hyperlink w:anchor="__RefHeading___Toc1837_1773025678">
+          <w:hyperlink w:anchor="__RefHeading___Toc25349_4195859891">
             <w:r>
               <w:rPr>
                 <w:webHidden/>
@@ -1359,7 +1359,7 @@
             </w:tabs>
             <w:rPr/>
           </w:pPr>
-          <w:hyperlink w:anchor="__RefHeading___Toc1839_1773025678">
+          <w:hyperlink w:anchor="__RefHeading___Toc25351_4195859891">
             <w:r>
               <w:rPr>
                 <w:webHidden/>
@@ -1381,7 +1381,7 @@
             </w:tabs>
             <w:rPr/>
           </w:pPr>
-          <w:hyperlink w:anchor="__RefHeading___Toc1841_1773025678">
+          <w:hyperlink w:anchor="__RefHeading___Toc25353_4195859891">
             <w:r>
               <w:rPr>
                 <w:webHidden/>
@@ -1403,7 +1403,7 @@
             </w:tabs>
             <w:rPr/>
           </w:pPr>
-          <w:hyperlink w:anchor="__RefHeading___Toc1843_1773025678">
+          <w:hyperlink w:anchor="__RefHeading___Toc25355_4195859891">
             <w:r>
               <w:rPr>
                 <w:webHidden/>
@@ -1425,7 +1425,7 @@
             </w:tabs>
             <w:rPr/>
           </w:pPr>
-          <w:hyperlink w:anchor="__RefHeading___Toc1845_1773025678">
+          <w:hyperlink w:anchor="__RefHeading___Toc25357_4195859891">
             <w:r>
               <w:rPr>
                 <w:webHidden/>
@@ -1447,7 +1447,7 @@
             </w:tabs>
             <w:rPr/>
           </w:pPr>
-          <w:hyperlink w:anchor="__RefHeading___Toc1847_1773025678">
+          <w:hyperlink w:anchor="__RefHeading___Toc25359_4195859891">
             <w:r>
               <w:rPr>
                 <w:webHidden/>
@@ -1469,7 +1469,7 @@
             </w:tabs>
             <w:rPr/>
           </w:pPr>
-          <w:hyperlink w:anchor="__RefHeading___Toc1849_1773025678">
+          <w:hyperlink w:anchor="__RefHeading___Toc25361_4195859891">
             <w:r>
               <w:rPr>
                 <w:webHidden/>
@@ -1491,7 +1491,7 @@
             </w:tabs>
             <w:rPr/>
           </w:pPr>
-          <w:hyperlink w:anchor="__RefHeading___Toc1851_1773025678">
+          <w:hyperlink w:anchor="__RefHeading___Toc25363_4195859891">
             <w:r>
               <w:rPr>
                 <w:webHidden/>
@@ -1513,7 +1513,7 @@
             </w:tabs>
             <w:rPr/>
           </w:pPr>
-          <w:hyperlink w:anchor="__RefHeading___Toc1853_1773025678">
+          <w:hyperlink w:anchor="__RefHeading___Toc25365_4195859891">
             <w:r>
               <w:rPr>
                 <w:webHidden/>
@@ -1535,7 +1535,7 @@
             </w:tabs>
             <w:rPr/>
           </w:pPr>
-          <w:hyperlink w:anchor="__RefHeading___Toc1855_1773025678">
+          <w:hyperlink w:anchor="__RefHeading___Toc25367_4195859891">
             <w:r>
               <w:rPr>
                 <w:webHidden/>
@@ -1557,7 +1557,7 @@
             </w:tabs>
             <w:rPr/>
           </w:pPr>
-          <w:hyperlink w:anchor="__RefHeading___Toc1857_1773025678">
+          <w:hyperlink w:anchor="__RefHeading___Toc25369_4195859891">
             <w:r>
               <w:rPr>
                 <w:webHidden/>
@@ -1579,7 +1579,7 @@
             </w:tabs>
             <w:rPr/>
           </w:pPr>
-          <w:hyperlink w:anchor="__RefHeading___Toc1859_1773025678">
+          <w:hyperlink w:anchor="__RefHeading___Toc25371_4195859891">
             <w:r>
               <w:rPr>
                 <w:webHidden/>
@@ -1601,7 +1601,7 @@
             </w:tabs>
             <w:rPr/>
           </w:pPr>
-          <w:hyperlink w:anchor="__RefHeading___Toc1861_1773025678">
+          <w:hyperlink w:anchor="__RefHeading___Toc25373_4195859891">
             <w:r>
               <w:rPr>
                 <w:webHidden/>
@@ -1623,7 +1623,7 @@
             </w:tabs>
             <w:rPr/>
           </w:pPr>
-          <w:hyperlink w:anchor="__RefHeading___Toc1863_1773025678">
+          <w:hyperlink w:anchor="__RefHeading___Toc25375_4195859891">
             <w:r>
               <w:rPr>
                 <w:webHidden/>
@@ -1645,7 +1645,7 @@
             </w:tabs>
             <w:rPr/>
           </w:pPr>
-          <w:hyperlink w:anchor="__RefHeading___Toc1865_1773025678">
+          <w:hyperlink w:anchor="__RefHeading___Toc25377_4195859891">
             <w:r>
               <w:rPr>
                 <w:webHidden/>
@@ -1667,7 +1667,7 @@
             </w:tabs>
             <w:rPr/>
           </w:pPr>
-          <w:hyperlink w:anchor="__RefHeading___Toc1867_1773025678">
+          <w:hyperlink w:anchor="__RefHeading___Toc25379_4195859891">
             <w:r>
               <w:rPr>
                 <w:webHidden/>
@@ -1689,7 +1689,7 @@
             </w:tabs>
             <w:rPr/>
           </w:pPr>
-          <w:hyperlink w:anchor="__RefHeading___Toc1869_1773025678">
+          <w:hyperlink w:anchor="__RefHeading___Toc25381_4195859891">
             <w:r>
               <w:rPr>
                 <w:webHidden/>
@@ -1711,7 +1711,7 @@
             </w:tabs>
             <w:rPr/>
           </w:pPr>
-          <w:hyperlink w:anchor="__RefHeading___Toc1871_1773025678">
+          <w:hyperlink w:anchor="__RefHeading___Toc25383_4195859891">
             <w:r>
               <w:rPr>
                 <w:webHidden/>
@@ -1733,7 +1733,7 @@
             </w:tabs>
             <w:rPr/>
           </w:pPr>
-          <w:hyperlink w:anchor="__RefHeading___Toc1873_1773025678">
+          <w:hyperlink w:anchor="__RefHeading___Toc25385_4195859891">
             <w:r>
               <w:rPr>
                 <w:webHidden/>
@@ -1755,7 +1755,7 @@
             </w:tabs>
             <w:rPr/>
           </w:pPr>
-          <w:hyperlink w:anchor="__RefHeading___Toc1875_1773025678">
+          <w:hyperlink w:anchor="__RefHeading___Toc25387_4195859891">
             <w:r>
               <w:rPr>
                 <w:webHidden/>
@@ -1803,7 +1803,7 @@
       <w:r>
         <w:br w:type="page"/>
       </w:r>
-      <w:bookmarkStart w:id="0" w:name="__RefHeading___Toc1789_1773025678"/>
+      <w:bookmarkStart w:id="0" w:name="__RefHeading___Toc25301_4195859891"/>
       <w:bookmarkStart w:id="1" w:name="_Toc48319687"/>
       <w:bookmarkStart w:id="2" w:name="_Toc11824118"/>
       <w:bookmarkEnd w:id="0"/>
@@ -2448,7 +2448,7 @@
           <w:spacing w:val="0"/>
         </w:rPr>
       </w:pPr>
-      <w:bookmarkStart w:id="4" w:name="__RefHeading___Toc1791_1773025678"/>
+      <w:bookmarkStart w:id="4" w:name="__RefHeading___Toc25303_4195859891"/>
       <w:bookmarkStart w:id="5" w:name="_Toc233203388"/>
       <w:bookmarkEnd w:id="4"/>
       <w:r>
@@ -4306,7 +4306,7 @@
         <w:pageBreakBefore w:val="false"/>
         <w:rPr/>
       </w:pPr>
-      <w:bookmarkStart w:id="6" w:name="__RefHeading___Toc1793_1773025678"/>
+      <w:bookmarkStart w:id="6" w:name="__RefHeading___Toc25305_4195859891"/>
       <w:bookmarkEnd w:id="6"/>
       <w:r>
         <w:rPr>
@@ -4492,7 +4492,7 @@
         <w:pStyle w:val="Heading1"/>
         <w:rPr/>
       </w:pPr>
-      <w:bookmarkStart w:id="7" w:name="__RefHeading___Toc1795_1773025678"/>
+      <w:bookmarkStart w:id="7" w:name="__RefHeading___Toc25307_4195859891"/>
       <w:bookmarkEnd w:id="7"/>
       <w:r>
         <w:rPr>
@@ -4509,7 +4509,7 @@
         <w:pStyle w:val="Heading2"/>
         <w:rPr/>
       </w:pPr>
-      <w:bookmarkStart w:id="8" w:name="__RefHeading___Toc1797_1773025678"/>
+      <w:bookmarkStart w:id="8" w:name="__RefHeading___Toc25309_4195859891"/>
       <w:bookmarkEnd w:id="8"/>
       <w:r>
         <w:rPr>
@@ -4541,7 +4541,7 @@
         <w:pStyle w:val="Heading2"/>
         <w:rPr/>
       </w:pPr>
-      <w:bookmarkStart w:id="9" w:name="__RefHeading___Toc1799_1773025678"/>
+      <w:bookmarkStart w:id="9" w:name="__RefHeading___Toc25311_4195859891"/>
       <w:bookmarkEnd w:id="9"/>
       <w:r>
         <w:rPr>
@@ -4634,7 +4634,7 @@
         <w:pStyle w:val="Heading2"/>
         <w:rPr/>
       </w:pPr>
-      <w:bookmarkStart w:id="10" w:name="__RefHeading___Toc1801_1773025678"/>
+      <w:bookmarkStart w:id="10" w:name="__RefHeading___Toc25313_4195859891"/>
       <w:bookmarkEnd w:id="10"/>
       <w:r>
         <w:rPr>
@@ -4749,7 +4749,7 @@
         <w:pStyle w:val="Heading1"/>
         <w:rPr/>
       </w:pPr>
-      <w:bookmarkStart w:id="11" w:name="__RefHeading___Toc1803_1773025678"/>
+      <w:bookmarkStart w:id="11" w:name="__RefHeading___Toc25315_4195859891"/>
       <w:bookmarkEnd w:id="11"/>
       <w:r>
         <w:rPr>
@@ -4766,7 +4766,7 @@
         <w:pStyle w:val="Heading2"/>
         <w:rPr/>
       </w:pPr>
-      <w:bookmarkStart w:id="12" w:name="__RefHeading___Toc1805_1773025678"/>
+      <w:bookmarkStart w:id="12" w:name="__RefHeading___Toc25317_4195859891"/>
       <w:bookmarkEnd w:id="12"/>
       <w:r>
         <w:rPr>
@@ -4798,7 +4798,7 @@
         <w:pStyle w:val="Heading2"/>
         <w:rPr/>
       </w:pPr>
-      <w:bookmarkStart w:id="13" w:name="__RefHeading___Toc1807_1773025678"/>
+      <w:bookmarkStart w:id="13" w:name="__RefHeading___Toc25319_4195859891"/>
       <w:bookmarkEnd w:id="13"/>
       <w:r>
         <w:rPr>
@@ -4872,7 +4872,7 @@
         <w:pStyle w:val="Heading2"/>
         <w:rPr/>
       </w:pPr>
-      <w:bookmarkStart w:id="14" w:name="__RefHeading___Toc1809_1773025678"/>
+      <w:bookmarkStart w:id="14" w:name="__RefHeading___Toc25321_4195859891"/>
       <w:bookmarkEnd w:id="14"/>
       <w:r>
         <w:rPr>
@@ -4984,7 +4984,7 @@
         <w:pStyle w:val="Heading2"/>
         <w:rPr/>
       </w:pPr>
-      <w:bookmarkStart w:id="15" w:name="__RefHeading___Toc1811_1773025678"/>
+      <w:bookmarkStart w:id="15" w:name="__RefHeading___Toc25323_4195859891"/>
       <w:bookmarkEnd w:id="15"/>
       <w:r>
         <w:rPr>
@@ -5096,7 +5096,7 @@
         <w:pStyle w:val="Heading2"/>
         <w:rPr/>
       </w:pPr>
-      <w:bookmarkStart w:id="16" w:name="__RefHeading___Toc1813_1773025678"/>
+      <w:bookmarkStart w:id="16" w:name="__RefHeading___Toc25325_4195859891"/>
       <w:bookmarkEnd w:id="16"/>
       <w:r>
         <w:rPr>
@@ -5836,7 +5836,7 @@
         <w:pStyle w:val="Heading2"/>
         <w:rPr/>
       </w:pPr>
-      <w:bookmarkStart w:id="17" w:name="__RefHeading___Toc1815_1773025678"/>
+      <w:bookmarkStart w:id="17" w:name="__RefHeading___Toc25327_4195859891"/>
       <w:bookmarkEnd w:id="17"/>
       <w:r>
         <w:rPr>
@@ -5910,7 +5910,7 @@
         <w:pStyle w:val="Heading2"/>
         <w:rPr/>
       </w:pPr>
-      <w:bookmarkStart w:id="18" w:name="__RefHeading___Toc1817_1773025678"/>
+      <w:bookmarkStart w:id="18" w:name="__RefHeading___Toc25329_4195859891"/>
       <w:bookmarkEnd w:id="18"/>
       <w:r>
         <w:rPr>
@@ -5968,7 +5968,7 @@
         <w:pStyle w:val="Heading1"/>
         <w:rPr/>
       </w:pPr>
-      <w:bookmarkStart w:id="19" w:name="__RefHeading___Toc1819_1773025678"/>
+      <w:bookmarkStart w:id="19" w:name="__RefHeading___Toc25331_4195859891"/>
       <w:bookmarkEnd w:id="19"/>
       <w:r>
         <w:rPr>
@@ -5985,7 +5985,7 @@
         <w:pStyle w:val="Heading2"/>
         <w:rPr/>
       </w:pPr>
-      <w:bookmarkStart w:id="20" w:name="__RefHeading___Toc1821_1773025678"/>
+      <w:bookmarkStart w:id="20" w:name="__RefHeading___Toc25333_4195859891"/>
       <w:bookmarkEnd w:id="20"/>
       <w:r>
         <w:rPr>
@@ -6017,7 +6017,7 @@
         <w:pStyle w:val="Heading2"/>
         <w:rPr/>
       </w:pPr>
-      <w:bookmarkStart w:id="21" w:name="__RefHeading___Toc1823_1773025678"/>
+      <w:bookmarkStart w:id="21" w:name="__RefHeading___Toc25335_4195859891"/>
       <w:bookmarkEnd w:id="21"/>
       <w:r>
         <w:rPr>
@@ -6072,7 +6072,7 @@
         <w:pStyle w:val="Heading2"/>
         <w:rPr/>
       </w:pPr>
-      <w:bookmarkStart w:id="22" w:name="__RefHeading___Toc1825_1773025678"/>
+      <w:bookmarkStart w:id="22" w:name="__RefHeading___Toc25337_4195859891"/>
       <w:bookmarkEnd w:id="22"/>
       <w:r>
         <w:rPr>
@@ -6165,7 +6165,7 @@
         <w:pStyle w:val="Heading2"/>
         <w:rPr/>
       </w:pPr>
-      <w:bookmarkStart w:id="23" w:name="__RefHeading___Toc1827_1773025678"/>
+      <w:bookmarkStart w:id="23" w:name="__RefHeading___Toc25339_4195859891"/>
       <w:bookmarkEnd w:id="23"/>
       <w:r>
         <w:rPr>
@@ -6258,7 +6258,7 @@
         <w:pStyle w:val="Heading2"/>
         <w:rPr/>
       </w:pPr>
-      <w:bookmarkStart w:id="24" w:name="__RefHeading___Toc1829_1773025678"/>
+      <w:bookmarkStart w:id="24" w:name="__RefHeading___Toc25341_4195859891"/>
       <w:bookmarkEnd w:id="24"/>
       <w:r>
         <w:rPr>
@@ -6884,7 +6884,7 @@
         <w:pStyle w:val="Heading2"/>
         <w:rPr/>
       </w:pPr>
-      <w:bookmarkStart w:id="25" w:name="__RefHeading___Toc1831_1773025678"/>
+      <w:bookmarkStart w:id="25" w:name="__RefHeading___Toc25343_4195859891"/>
       <w:bookmarkEnd w:id="25"/>
       <w:r>
         <w:rPr>
@@ -6939,7 +6939,7 @@
         <w:pStyle w:val="Heading2"/>
         <w:rPr/>
       </w:pPr>
-      <w:bookmarkStart w:id="26" w:name="__RefHeading___Toc1833_1773025678"/>
+      <w:bookmarkStart w:id="26" w:name="__RefHeading___Toc25345_4195859891"/>
       <w:bookmarkEnd w:id="26"/>
       <w:r>
         <w:rPr>
@@ -6997,7 +6997,7 @@
         <w:pStyle w:val="Heading1"/>
         <w:rPr/>
       </w:pPr>
-      <w:bookmarkStart w:id="27" w:name="__RefHeading___Toc1835_1773025678"/>
+      <w:bookmarkStart w:id="27" w:name="__RefHeading___Toc25347_4195859891"/>
       <w:bookmarkEnd w:id="27"/>
       <w:r>
         <w:rPr>
@@ -7014,7 +7014,7 @@
         <w:pStyle w:val="Heading2"/>
         <w:rPr/>
       </w:pPr>
-      <w:bookmarkStart w:id="28" w:name="__RefHeading___Toc1837_1773025678"/>
+      <w:bookmarkStart w:id="28" w:name="__RefHeading___Toc25349_4195859891"/>
       <w:bookmarkEnd w:id="28"/>
       <w:r>
         <w:rPr>
@@ -7046,7 +7046,7 @@
         <w:pStyle w:val="Heading2"/>
         <w:rPr/>
       </w:pPr>
-      <w:bookmarkStart w:id="29" w:name="__RefHeading___Toc1839_1773025678"/>
+      <w:bookmarkStart w:id="29" w:name="__RefHeading___Toc25351_4195859891"/>
       <w:bookmarkEnd w:id="29"/>
       <w:r>
         <w:rPr>
@@ -7120,7 +7120,7 @@
         <w:pStyle w:val="Heading2"/>
         <w:rPr/>
       </w:pPr>
-      <w:bookmarkStart w:id="30" w:name="__RefHeading___Toc1841_1773025678"/>
+      <w:bookmarkStart w:id="30" w:name="__RefHeading___Toc25353_4195859891"/>
       <w:bookmarkEnd w:id="30"/>
       <w:r>
         <w:rPr>
@@ -7804,7 +7804,7 @@
         <w:pStyle w:val="Heading2"/>
         <w:rPr/>
       </w:pPr>
-      <w:bookmarkStart w:id="31" w:name="__RefHeading___Toc1843_1773025678"/>
+      <w:bookmarkStart w:id="31" w:name="__RefHeading___Toc25355_4195859891"/>
       <w:bookmarkEnd w:id="31"/>
       <w:r>
         <w:rPr>
@@ -7897,7 +7897,7 @@
         <w:pStyle w:val="Heading2"/>
         <w:rPr/>
       </w:pPr>
-      <w:bookmarkStart w:id="32" w:name="__RefHeading___Toc1845_1773025678"/>
+      <w:bookmarkStart w:id="32" w:name="__RefHeading___Toc25357_4195859891"/>
       <w:bookmarkEnd w:id="32"/>
       <w:r>
         <w:rPr>
@@ -8123,7 +8123,7 @@
                 <w:szCs w:val="24"/>
                 <w:lang w:val="en-US" w:eastAsia="ja-JP" w:bidi="ar-SA"/>
               </w:rPr>
-              <w:t>Order Summary of a quotation with VAT 12%, DST 12.5%, LGT 0.75% and CTPL</w:t>
+              <w:t>Order Summary of a quotation with VAT 12%, DST of PHP 0.50 per PHP 4.00 or fraction, LGT 0.75% and CTPL</w:t>
             </w:r>
           </w:p>
         </w:tc>
@@ -8523,7 +8523,7 @@
         <w:pStyle w:val="Heading2"/>
         <w:rPr/>
       </w:pPr>
-      <w:bookmarkStart w:id="33" w:name="__RefHeading___Toc1847_1773025678"/>
+      <w:bookmarkStart w:id="33" w:name="__RefHeading___Toc25359_4195859891"/>
       <w:bookmarkEnd w:id="33"/>
       <w:r>
         <w:rPr>
@@ -8597,7 +8597,7 @@
         <w:pStyle w:val="Heading2"/>
         <w:rPr/>
       </w:pPr>
-      <w:bookmarkStart w:id="34" w:name="__RefHeading___Toc1849_1773025678"/>
+      <w:bookmarkStart w:id="34" w:name="__RefHeading___Toc25361_4195859891"/>
       <w:bookmarkEnd w:id="34"/>
       <w:r>
         <w:rPr>
@@ -8672,7 +8672,7 @@
         <w:pStyle w:val="Heading1"/>
         <w:rPr/>
       </w:pPr>
-      <w:bookmarkStart w:id="35" w:name="__RefHeading___Toc1851_1773025678"/>
+      <w:bookmarkStart w:id="35" w:name="__RefHeading___Toc25363_4195859891"/>
       <w:bookmarkEnd w:id="35"/>
       <w:r>
         <w:rPr>
@@ -8689,7 +8689,7 @@
         <w:pStyle w:val="Heading2"/>
         <w:rPr/>
       </w:pPr>
-      <w:bookmarkStart w:id="36" w:name="__RefHeading___Toc1853_1773025678"/>
+      <w:bookmarkStart w:id="36" w:name="__RefHeading___Toc25365_4195859891"/>
       <w:bookmarkEnd w:id="36"/>
       <w:r>
         <w:rPr>
@@ -8721,7 +8721,7 @@
         <w:pStyle w:val="Heading2"/>
         <w:rPr/>
       </w:pPr>
-      <w:bookmarkStart w:id="37" w:name="__RefHeading___Toc1855_1773025678"/>
+      <w:bookmarkStart w:id="37" w:name="__RefHeading___Toc25367_4195859891"/>
       <w:bookmarkEnd w:id="37"/>
       <w:r>
         <w:rPr>
@@ -8795,7 +8795,7 @@
         <w:pStyle w:val="Heading2"/>
         <w:rPr/>
       </w:pPr>
-      <w:bookmarkStart w:id="38" w:name="__RefHeading___Toc1857_1773025678"/>
+      <w:bookmarkStart w:id="38" w:name="__RefHeading___Toc25369_4195859891"/>
       <w:bookmarkEnd w:id="38"/>
       <w:r>
         <w:rPr>
@@ -8888,7 +8888,7 @@
         <w:pStyle w:val="Heading2"/>
         <w:rPr/>
       </w:pPr>
-      <w:bookmarkStart w:id="39" w:name="__RefHeading___Toc1859_1773025678"/>
+      <w:bookmarkStart w:id="39" w:name="__RefHeading___Toc25371_4195859891"/>
       <w:bookmarkEnd w:id="39"/>
       <w:r>
         <w:rPr>
@@ -8981,7 +8981,7 @@
         <w:pStyle w:val="Heading2"/>
         <w:rPr/>
       </w:pPr>
-      <w:bookmarkStart w:id="40" w:name="__RefHeading___Toc1861_1773025678"/>
+      <w:bookmarkStart w:id="40" w:name="__RefHeading___Toc25373_4195859891"/>
       <w:bookmarkEnd w:id="40"/>
       <w:r>
         <w:rPr>
@@ -9607,7 +9607,7 @@
         <w:pStyle w:val="Heading2"/>
         <w:rPr/>
       </w:pPr>
-      <w:bookmarkStart w:id="41" w:name="__RefHeading___Toc1863_1773025678"/>
+      <w:bookmarkStart w:id="41" w:name="__RefHeading___Toc25375_4195859891"/>
       <w:bookmarkEnd w:id="41"/>
       <w:r>
         <w:rPr>
@@ -9681,7 +9681,7 @@
         <w:pStyle w:val="Heading2"/>
         <w:rPr/>
       </w:pPr>
-      <w:bookmarkStart w:id="42" w:name="__RefHeading___Toc1865_1773025678"/>
+      <w:bookmarkStart w:id="42" w:name="__RefHeading___Toc25377_4195859891"/>
       <w:bookmarkEnd w:id="42"/>
       <w:r>
         <w:rPr>
@@ -9720,7 +9720,7 @@
         <w:pStyle w:val="Heading1"/>
         <w:rPr/>
       </w:pPr>
-      <w:bookmarkStart w:id="43" w:name="__RefHeading___Toc1867_1773025678"/>
+      <w:bookmarkStart w:id="43" w:name="__RefHeading___Toc25379_4195859891"/>
       <w:bookmarkEnd w:id="43"/>
       <w:r>
         <w:rPr>
@@ -10349,7 +10349,7 @@
         <w:pStyle w:val="Heading1"/>
         <w:rPr/>
       </w:pPr>
-      <w:bookmarkStart w:id="44" w:name="__RefHeading___Toc1869_1773025678"/>
+      <w:bookmarkStart w:id="44" w:name="__RefHeading___Toc25381_4195859891"/>
       <w:bookmarkEnd w:id="44"/>
       <w:r>
         <w:rPr>
@@ -11092,7 +11092,7 @@
         <w:pStyle w:val="Heading1"/>
         <w:rPr/>
       </w:pPr>
-      <w:bookmarkStart w:id="45" w:name="__RefHeading___Toc1871_1773025678"/>
+      <w:bookmarkStart w:id="45" w:name="__RefHeading___Toc25383_4195859891"/>
       <w:bookmarkEnd w:id="45"/>
       <w:r>
         <w:rPr>
@@ -11764,7 +11764,7 @@
         <w:pStyle w:val="Heading1"/>
         <w:rPr/>
       </w:pPr>
-      <w:bookmarkStart w:id="46" w:name="__RefHeading___Toc1873_1773025678"/>
+      <w:bookmarkStart w:id="46" w:name="__RefHeading___Toc25385_4195859891"/>
       <w:bookmarkEnd w:id="46"/>
       <w:r>
         <w:rPr>
@@ -11813,7 +11813,7 @@
           <w:spacing w:val="0"/>
         </w:rPr>
       </w:pPr>
-      <w:bookmarkStart w:id="47" w:name="__RefHeading___Toc1875_1773025678"/>
+      <w:bookmarkStart w:id="47" w:name="__RefHeading___Toc25387_4195859891"/>
       <w:bookmarkStart w:id="48" w:name="_Toc233203395"/>
       <w:bookmarkEnd w:id="47"/>
       <w:r>
@@ -12184,7 +12184,7 @@
                 <w:szCs w:val="24"/>
                 <w:lang w:val="en-US" w:eastAsia="ja-JP" w:bidi="ar-SA"/>
               </w:rPr>
-              <w:t>Closed</w:t>
+              <w:t>Open</w:t>
             </w:r>
           </w:p>
         </w:tc>
@@ -13559,19 +13559,6 @@
       <w:r>
         <w:rPr/>
       </w:r>
-      <w:r>
-        <w:br w:type="page"/>
-      </w:r>
-    </w:p>
-    <w:p>
-      <w:pPr>
-        <w:pStyle w:val="Normal"/>
-        <w:spacing w:before="0" w:after="160"/>
-        <w:rPr/>
-      </w:pPr>
-      <w:r>
-        <w:rPr/>
-      </w:r>
     </w:p>
     <w:p>
       <w:pPr>
@@ -13585,7 +13572,7 @@
       <w:r>
         <w:rPr/>
         <w:drawing>
-          <wp:anchor behindDoc="1" distT="0" distB="0" distL="0" distR="0" simplePos="0" locked="0" layoutInCell="0" allowOverlap="1" relativeHeight="23">
+          <wp:anchor behindDoc="1" distT="0" distB="0" distL="0" distR="0" simplePos="0" locked="0" layoutInCell="0" allowOverlap="1" relativeHeight="22">
             <wp:simplePos x="0" y="0"/>
             <wp:positionH relativeFrom="margin">
               <wp:align>center</wp:align>
@@ -13656,7 +13643,7 @@
     <w:r>
       <w:rPr/>
       <w:drawing>
-        <wp:anchor behindDoc="1" distT="0" distB="0" distL="0" distR="0" simplePos="0" locked="0" layoutInCell="0" allowOverlap="1" relativeHeight="22">
+        <wp:anchor behindDoc="1" distT="0" distB="0" distL="0" distR="0" simplePos="0" locked="0" layoutInCell="0" allowOverlap="1" relativeHeight="21">
           <wp:simplePos x="0" y="0"/>
           <wp:positionH relativeFrom="page">
             <wp:align>left</wp:align>
@@ -13715,7 +13702,7 @@
     <w:r>
       <w:rPr/>
       <w:drawing>
-        <wp:anchor behindDoc="1" distT="0" distB="0" distL="0" distR="0" simplePos="0" locked="0" layoutInCell="0" allowOverlap="1" relativeHeight="22">
+        <wp:anchor behindDoc="1" distT="0" distB="0" distL="0" distR="0" simplePos="0" locked="0" layoutInCell="0" allowOverlap="1" relativeHeight="21">
           <wp:simplePos x="0" y="0"/>
           <wp:positionH relativeFrom="page">
             <wp:align>left</wp:align>

--- a/docs/package/out/iNXT_BrokerVerse_Competitive_Battlecard_INTERNAL.docx
+++ b/docs/package/out/iNXT_BrokerVerse_Competitive_Battlecard_INTERNAL.docx
@@ -789,7 +789,7 @@
             </w:rPr>
             <w:fldChar w:fldCharType="separate"/>
           </w:r>
-          <w:hyperlink w:anchor="__RefHeading___Toc25301_4195859891">
+          <w:hyperlink w:anchor="__RefHeading___Toc25301_3949650649">
             <w:r>
               <w:rPr>
                 <w:webHidden/>
@@ -824,7 +824,7 @@
             </w:tabs>
             <w:rPr/>
           </w:pPr>
-          <w:hyperlink w:anchor="__RefHeading___Toc25303_4195859891">
+          <w:hyperlink w:anchor="__RefHeading___Toc25303_3949650649">
             <w:r>
               <w:rPr>
                 <w:webHidden/>
@@ -853,7 +853,7 @@
             </w:tabs>
             <w:rPr/>
           </w:pPr>
-          <w:hyperlink w:anchor="__RefHeading___Toc25305_4195859891">
+          <w:hyperlink w:anchor="__RefHeading___Toc25305_3949650649">
             <w:r>
               <w:rPr>
                 <w:webHidden/>
@@ -875,7 +875,7 @@
             </w:tabs>
             <w:rPr/>
           </w:pPr>
-          <w:hyperlink w:anchor="__RefHeading___Toc25307_4195859891">
+          <w:hyperlink w:anchor="__RefHeading___Toc25307_3949650649">
             <w:r>
               <w:rPr>
                 <w:webHidden/>
@@ -897,7 +897,7 @@
             </w:tabs>
             <w:rPr/>
           </w:pPr>
-          <w:hyperlink w:anchor="__RefHeading___Toc25309_4195859891">
+          <w:hyperlink w:anchor="__RefHeading___Toc25309_3949650649">
             <w:r>
               <w:rPr>
                 <w:webHidden/>
@@ -919,7 +919,7 @@
             </w:tabs>
             <w:rPr/>
           </w:pPr>
-          <w:hyperlink w:anchor="__RefHeading___Toc25311_4195859891">
+          <w:hyperlink w:anchor="__RefHeading___Toc25311_3949650649">
             <w:r>
               <w:rPr>
                 <w:webHidden/>
@@ -941,7 +941,7 @@
             </w:tabs>
             <w:rPr/>
           </w:pPr>
-          <w:hyperlink w:anchor="__RefHeading___Toc25313_4195859891">
+          <w:hyperlink w:anchor="__RefHeading___Toc25313_3949650649">
             <w:r>
               <w:rPr>
                 <w:webHidden/>
@@ -963,7 +963,7 @@
             </w:tabs>
             <w:rPr/>
           </w:pPr>
-          <w:hyperlink w:anchor="__RefHeading___Toc25315_4195859891">
+          <w:hyperlink w:anchor="__RefHeading___Toc25315_3949650649">
             <w:r>
               <w:rPr>
                 <w:webHidden/>
@@ -985,7 +985,7 @@
             </w:tabs>
             <w:rPr/>
           </w:pPr>
-          <w:hyperlink w:anchor="__RefHeading___Toc25317_4195859891">
+          <w:hyperlink w:anchor="__RefHeading___Toc25317_3949650649">
             <w:r>
               <w:rPr>
                 <w:webHidden/>
@@ -1007,7 +1007,7 @@
             </w:tabs>
             <w:rPr/>
           </w:pPr>
-          <w:hyperlink w:anchor="__RefHeading___Toc25319_4195859891">
+          <w:hyperlink w:anchor="__RefHeading___Toc25319_3949650649">
             <w:r>
               <w:rPr>
                 <w:webHidden/>
@@ -1029,7 +1029,7 @@
             </w:tabs>
             <w:rPr/>
           </w:pPr>
-          <w:hyperlink w:anchor="__RefHeading___Toc25321_4195859891">
+          <w:hyperlink w:anchor="__RefHeading___Toc25321_3949650649">
             <w:r>
               <w:rPr>
                 <w:webHidden/>
@@ -1051,7 +1051,7 @@
             </w:tabs>
             <w:rPr/>
           </w:pPr>
-          <w:hyperlink w:anchor="__RefHeading___Toc25323_4195859891">
+          <w:hyperlink w:anchor="__RefHeading___Toc25323_3949650649">
             <w:r>
               <w:rPr>
                 <w:webHidden/>
@@ -1073,7 +1073,7 @@
             </w:tabs>
             <w:rPr/>
           </w:pPr>
-          <w:hyperlink w:anchor="__RefHeading___Toc25325_4195859891">
+          <w:hyperlink w:anchor="__RefHeading___Toc25325_3949650649">
             <w:r>
               <w:rPr>
                 <w:webHidden/>
@@ -1095,7 +1095,7 @@
             </w:tabs>
             <w:rPr/>
           </w:pPr>
-          <w:hyperlink w:anchor="__RefHeading___Toc25327_4195859891">
+          <w:hyperlink w:anchor="__RefHeading___Toc25327_3949650649">
             <w:r>
               <w:rPr>
                 <w:webHidden/>
@@ -1117,7 +1117,7 @@
             </w:tabs>
             <w:rPr/>
           </w:pPr>
-          <w:hyperlink w:anchor="__RefHeading___Toc25329_4195859891">
+          <w:hyperlink w:anchor="__RefHeading___Toc25329_3949650649">
             <w:r>
               <w:rPr>
                 <w:webHidden/>
@@ -1139,7 +1139,7 @@
             </w:tabs>
             <w:rPr/>
           </w:pPr>
-          <w:hyperlink w:anchor="__RefHeading___Toc25331_4195859891">
+          <w:hyperlink w:anchor="__RefHeading___Toc25331_3949650649">
             <w:r>
               <w:rPr>
                 <w:webHidden/>
@@ -1161,7 +1161,7 @@
             </w:tabs>
             <w:rPr/>
           </w:pPr>
-          <w:hyperlink w:anchor="__RefHeading___Toc25333_4195859891">
+          <w:hyperlink w:anchor="__RefHeading___Toc25333_3949650649">
             <w:r>
               <w:rPr>
                 <w:webHidden/>
@@ -1183,7 +1183,7 @@
             </w:tabs>
             <w:rPr/>
           </w:pPr>
-          <w:hyperlink w:anchor="__RefHeading___Toc25335_4195859891">
+          <w:hyperlink w:anchor="__RefHeading___Toc25335_3949650649">
             <w:r>
               <w:rPr>
                 <w:webHidden/>
@@ -1205,7 +1205,7 @@
             </w:tabs>
             <w:rPr/>
           </w:pPr>
-          <w:hyperlink w:anchor="__RefHeading___Toc25337_4195859891">
+          <w:hyperlink w:anchor="__RefHeading___Toc25337_3949650649">
             <w:r>
               <w:rPr>
                 <w:webHidden/>
@@ -1227,7 +1227,7 @@
             </w:tabs>
             <w:rPr/>
           </w:pPr>
-          <w:hyperlink w:anchor="__RefHeading___Toc25339_4195859891">
+          <w:hyperlink w:anchor="__RefHeading___Toc25339_3949650649">
             <w:r>
               <w:rPr>
                 <w:webHidden/>
@@ -1249,7 +1249,7 @@
             </w:tabs>
             <w:rPr/>
           </w:pPr>
-          <w:hyperlink w:anchor="__RefHeading___Toc25341_4195859891">
+          <w:hyperlink w:anchor="__RefHeading___Toc25341_3949650649">
             <w:r>
               <w:rPr>
                 <w:webHidden/>
@@ -1271,7 +1271,7 @@
             </w:tabs>
             <w:rPr/>
           </w:pPr>
-          <w:hyperlink w:anchor="__RefHeading___Toc25343_4195859891">
+          <w:hyperlink w:anchor="__RefHeading___Toc25343_3949650649">
             <w:r>
               <w:rPr>
                 <w:webHidden/>
@@ -1293,7 +1293,7 @@
             </w:tabs>
             <w:rPr/>
           </w:pPr>
-          <w:hyperlink w:anchor="__RefHeading___Toc25345_4195859891">
+          <w:hyperlink w:anchor="__RefHeading___Toc25345_3949650649">
             <w:r>
               <w:rPr>
                 <w:webHidden/>
@@ -1315,7 +1315,7 @@
             </w:tabs>
             <w:rPr/>
           </w:pPr>
-          <w:hyperlink w:anchor="__RefHeading___Toc25347_4195859891">
+          <w:hyperlink w:anchor="__RefHeading___Toc25347_3949650649">
             <w:r>
               <w:rPr>
                 <w:webHidden/>
@@ -1337,7 +1337,7 @@
             </w:tabs>
             <w:rPr/>
           </w:pPr>
-          <w:hyperlink w:anchor="__RefHeading___Toc25349_4195859891">
+          <w:hyperlink w:anchor="__RefHeading___Toc25349_3949650649">
             <w:r>
               <w:rPr>
                 <w:webHidden/>
@@ -1359,7 +1359,7 @@
             </w:tabs>
             <w:rPr/>
           </w:pPr>
-          <w:hyperlink w:anchor="__RefHeading___Toc25351_4195859891">
+          <w:hyperlink w:anchor="__RefHeading___Toc25351_3949650649">
             <w:r>
               <w:rPr>
                 <w:webHidden/>
@@ -1381,7 +1381,7 @@
             </w:tabs>
             <w:rPr/>
           </w:pPr>
-          <w:hyperlink w:anchor="__RefHeading___Toc25353_4195859891">
+          <w:hyperlink w:anchor="__RefHeading___Toc25353_3949650649">
             <w:r>
               <w:rPr>
                 <w:webHidden/>
@@ -1403,7 +1403,7 @@
             </w:tabs>
             <w:rPr/>
           </w:pPr>
-          <w:hyperlink w:anchor="__RefHeading___Toc25355_4195859891">
+          <w:hyperlink w:anchor="__RefHeading___Toc25355_3949650649">
             <w:r>
               <w:rPr>
                 <w:webHidden/>
@@ -1425,7 +1425,7 @@
             </w:tabs>
             <w:rPr/>
           </w:pPr>
-          <w:hyperlink w:anchor="__RefHeading___Toc25357_4195859891">
+          <w:hyperlink w:anchor="__RefHeading___Toc25357_3949650649">
             <w:r>
               <w:rPr>
                 <w:webHidden/>
@@ -1447,7 +1447,7 @@
             </w:tabs>
             <w:rPr/>
           </w:pPr>
-          <w:hyperlink w:anchor="__RefHeading___Toc25359_4195859891">
+          <w:hyperlink w:anchor="__RefHeading___Toc25359_3949650649">
             <w:r>
               <w:rPr>
                 <w:webHidden/>
@@ -1469,7 +1469,7 @@
             </w:tabs>
             <w:rPr/>
           </w:pPr>
-          <w:hyperlink w:anchor="__RefHeading___Toc25361_4195859891">
+          <w:hyperlink w:anchor="__RefHeading___Toc25361_3949650649">
             <w:r>
               <w:rPr>
                 <w:webHidden/>
@@ -1491,7 +1491,7 @@
             </w:tabs>
             <w:rPr/>
           </w:pPr>
-          <w:hyperlink w:anchor="__RefHeading___Toc25363_4195859891">
+          <w:hyperlink w:anchor="__RefHeading___Toc25363_3949650649">
             <w:r>
               <w:rPr>
                 <w:webHidden/>
@@ -1513,7 +1513,7 @@
             </w:tabs>
             <w:rPr/>
           </w:pPr>
-          <w:hyperlink w:anchor="__RefHeading___Toc25365_4195859891">
+          <w:hyperlink w:anchor="__RefHeading___Toc25365_3949650649">
             <w:r>
               <w:rPr>
                 <w:webHidden/>
@@ -1535,7 +1535,7 @@
             </w:tabs>
             <w:rPr/>
           </w:pPr>
-          <w:hyperlink w:anchor="__RefHeading___Toc25367_4195859891">
+          <w:hyperlink w:anchor="__RefHeading___Toc25367_3949650649">
             <w:r>
               <w:rPr>
                 <w:webHidden/>
@@ -1557,7 +1557,7 @@
             </w:tabs>
             <w:rPr/>
           </w:pPr>
-          <w:hyperlink w:anchor="__RefHeading___Toc25369_4195859891">
+          <w:hyperlink w:anchor="__RefHeading___Toc25369_3949650649">
             <w:r>
               <w:rPr>
                 <w:webHidden/>
@@ -1579,7 +1579,7 @@
             </w:tabs>
             <w:rPr/>
           </w:pPr>
-          <w:hyperlink w:anchor="__RefHeading___Toc25371_4195859891">
+          <w:hyperlink w:anchor="__RefHeading___Toc25371_3949650649">
             <w:r>
               <w:rPr>
                 <w:webHidden/>
@@ -1601,7 +1601,7 @@
             </w:tabs>
             <w:rPr/>
           </w:pPr>
-          <w:hyperlink w:anchor="__RefHeading___Toc25373_4195859891">
+          <w:hyperlink w:anchor="__RefHeading___Toc25373_3949650649">
             <w:r>
               <w:rPr>
                 <w:webHidden/>
@@ -1623,7 +1623,7 @@
             </w:tabs>
             <w:rPr/>
           </w:pPr>
-          <w:hyperlink w:anchor="__RefHeading___Toc25375_4195859891">
+          <w:hyperlink w:anchor="__RefHeading___Toc25375_3949650649">
             <w:r>
               <w:rPr>
                 <w:webHidden/>
@@ -1645,7 +1645,7 @@
             </w:tabs>
             <w:rPr/>
           </w:pPr>
-          <w:hyperlink w:anchor="__RefHeading___Toc25377_4195859891">
+          <w:hyperlink w:anchor="__RefHeading___Toc25377_3949650649">
             <w:r>
               <w:rPr>
                 <w:webHidden/>
@@ -1667,7 +1667,7 @@
             </w:tabs>
             <w:rPr/>
           </w:pPr>
-          <w:hyperlink w:anchor="__RefHeading___Toc25379_4195859891">
+          <w:hyperlink w:anchor="__RefHeading___Toc25379_3949650649">
             <w:r>
               <w:rPr>
                 <w:webHidden/>
@@ -1689,7 +1689,7 @@
             </w:tabs>
             <w:rPr/>
           </w:pPr>
-          <w:hyperlink w:anchor="__RefHeading___Toc25381_4195859891">
+          <w:hyperlink w:anchor="__RefHeading___Toc25381_3949650649">
             <w:r>
               <w:rPr>
                 <w:webHidden/>
@@ -1711,7 +1711,7 @@
             </w:tabs>
             <w:rPr/>
           </w:pPr>
-          <w:hyperlink w:anchor="__RefHeading___Toc25383_4195859891">
+          <w:hyperlink w:anchor="__RefHeading___Toc25383_3949650649">
             <w:r>
               <w:rPr>
                 <w:webHidden/>
@@ -1733,7 +1733,7 @@
             </w:tabs>
             <w:rPr/>
           </w:pPr>
-          <w:hyperlink w:anchor="__RefHeading___Toc25385_4195859891">
+          <w:hyperlink w:anchor="__RefHeading___Toc25385_3949650649">
             <w:r>
               <w:rPr>
                 <w:webHidden/>
@@ -1755,7 +1755,7 @@
             </w:tabs>
             <w:rPr/>
           </w:pPr>
-          <w:hyperlink w:anchor="__RefHeading___Toc25387_4195859891">
+          <w:hyperlink w:anchor="__RefHeading___Toc25387_3949650649">
             <w:r>
               <w:rPr>
                 <w:webHidden/>
@@ -1803,7 +1803,7 @@
       <w:r>
         <w:br w:type="page"/>
       </w:r>
-      <w:bookmarkStart w:id="0" w:name="__RefHeading___Toc25301_4195859891"/>
+      <w:bookmarkStart w:id="0" w:name="__RefHeading___Toc25301_3949650649"/>
       <w:bookmarkStart w:id="1" w:name="_Toc48319687"/>
       <w:bookmarkStart w:id="2" w:name="_Toc11824118"/>
       <w:bookmarkEnd w:id="0"/>
@@ -2448,7 +2448,7 @@
           <w:spacing w:val="0"/>
         </w:rPr>
       </w:pPr>
-      <w:bookmarkStart w:id="4" w:name="__RefHeading___Toc25303_4195859891"/>
+      <w:bookmarkStart w:id="4" w:name="__RefHeading___Toc25303_3949650649"/>
       <w:bookmarkStart w:id="5" w:name="_Toc233203388"/>
       <w:bookmarkEnd w:id="4"/>
       <w:r>
@@ -4306,7 +4306,7 @@
         <w:pageBreakBefore w:val="false"/>
         <w:rPr/>
       </w:pPr>
-      <w:bookmarkStart w:id="6" w:name="__RefHeading___Toc25305_4195859891"/>
+      <w:bookmarkStart w:id="6" w:name="__RefHeading___Toc25305_3949650649"/>
       <w:bookmarkEnd w:id="6"/>
       <w:r>
         <w:rPr>
@@ -4492,7 +4492,7 @@
         <w:pStyle w:val="Heading1"/>
         <w:rPr/>
       </w:pPr>
-      <w:bookmarkStart w:id="7" w:name="__RefHeading___Toc25307_4195859891"/>
+      <w:bookmarkStart w:id="7" w:name="__RefHeading___Toc25307_3949650649"/>
       <w:bookmarkEnd w:id="7"/>
       <w:r>
         <w:rPr>
@@ -4509,7 +4509,7 @@
         <w:pStyle w:val="Heading2"/>
         <w:rPr/>
       </w:pPr>
-      <w:bookmarkStart w:id="8" w:name="__RefHeading___Toc25309_4195859891"/>
+      <w:bookmarkStart w:id="8" w:name="__RefHeading___Toc25309_3949650649"/>
       <w:bookmarkEnd w:id="8"/>
       <w:r>
         <w:rPr>
@@ -4541,7 +4541,7 @@
         <w:pStyle w:val="Heading2"/>
         <w:rPr/>
       </w:pPr>
-      <w:bookmarkStart w:id="9" w:name="__RefHeading___Toc25311_4195859891"/>
+      <w:bookmarkStart w:id="9" w:name="__RefHeading___Toc25311_3949650649"/>
       <w:bookmarkEnd w:id="9"/>
       <w:r>
         <w:rPr>
@@ -4634,7 +4634,7 @@
         <w:pStyle w:val="Heading2"/>
         <w:rPr/>
       </w:pPr>
-      <w:bookmarkStart w:id="10" w:name="__RefHeading___Toc25313_4195859891"/>
+      <w:bookmarkStart w:id="10" w:name="__RefHeading___Toc25313_3949650649"/>
       <w:bookmarkEnd w:id="10"/>
       <w:r>
         <w:rPr>
@@ -4749,7 +4749,7 @@
         <w:pStyle w:val="Heading1"/>
         <w:rPr/>
       </w:pPr>
-      <w:bookmarkStart w:id="11" w:name="__RefHeading___Toc25315_4195859891"/>
+      <w:bookmarkStart w:id="11" w:name="__RefHeading___Toc25315_3949650649"/>
       <w:bookmarkEnd w:id="11"/>
       <w:r>
         <w:rPr>
@@ -4766,7 +4766,7 @@
         <w:pStyle w:val="Heading2"/>
         <w:rPr/>
       </w:pPr>
-      <w:bookmarkStart w:id="12" w:name="__RefHeading___Toc25317_4195859891"/>
+      <w:bookmarkStart w:id="12" w:name="__RefHeading___Toc25317_3949650649"/>
       <w:bookmarkEnd w:id="12"/>
       <w:r>
         <w:rPr>
@@ -4798,7 +4798,7 @@
         <w:pStyle w:val="Heading2"/>
         <w:rPr/>
       </w:pPr>
-      <w:bookmarkStart w:id="13" w:name="__RefHeading___Toc25319_4195859891"/>
+      <w:bookmarkStart w:id="13" w:name="__RefHeading___Toc25319_3949650649"/>
       <w:bookmarkEnd w:id="13"/>
       <w:r>
         <w:rPr>
@@ -4872,7 +4872,7 @@
         <w:pStyle w:val="Heading2"/>
         <w:rPr/>
       </w:pPr>
-      <w:bookmarkStart w:id="14" w:name="__RefHeading___Toc25321_4195859891"/>
+      <w:bookmarkStart w:id="14" w:name="__RefHeading___Toc25321_3949650649"/>
       <w:bookmarkEnd w:id="14"/>
       <w:r>
         <w:rPr>
@@ -4984,7 +4984,7 @@
         <w:pStyle w:val="Heading2"/>
         <w:rPr/>
       </w:pPr>
-      <w:bookmarkStart w:id="15" w:name="__RefHeading___Toc25323_4195859891"/>
+      <w:bookmarkStart w:id="15" w:name="__RefHeading___Toc25323_3949650649"/>
       <w:bookmarkEnd w:id="15"/>
       <w:r>
         <w:rPr>
@@ -5096,7 +5096,7 @@
         <w:pStyle w:val="Heading2"/>
         <w:rPr/>
       </w:pPr>
-      <w:bookmarkStart w:id="16" w:name="__RefHeading___Toc25325_4195859891"/>
+      <w:bookmarkStart w:id="16" w:name="__RefHeading___Toc25325_3949650649"/>
       <w:bookmarkEnd w:id="16"/>
       <w:r>
         <w:rPr>
@@ -5836,7 +5836,7 @@
         <w:pStyle w:val="Heading2"/>
         <w:rPr/>
       </w:pPr>
-      <w:bookmarkStart w:id="17" w:name="__RefHeading___Toc25327_4195859891"/>
+      <w:bookmarkStart w:id="17" w:name="__RefHeading___Toc25327_3949650649"/>
       <w:bookmarkEnd w:id="17"/>
       <w:r>
         <w:rPr>
@@ -5910,7 +5910,7 @@
         <w:pStyle w:val="Heading2"/>
         <w:rPr/>
       </w:pPr>
-      <w:bookmarkStart w:id="18" w:name="__RefHeading___Toc25329_4195859891"/>
+      <w:bookmarkStart w:id="18" w:name="__RefHeading___Toc25329_3949650649"/>
       <w:bookmarkEnd w:id="18"/>
       <w:r>
         <w:rPr>
@@ -5968,7 +5968,7 @@
         <w:pStyle w:val="Heading1"/>
         <w:rPr/>
       </w:pPr>
-      <w:bookmarkStart w:id="19" w:name="__RefHeading___Toc25331_4195859891"/>
+      <w:bookmarkStart w:id="19" w:name="__RefHeading___Toc25331_3949650649"/>
       <w:bookmarkEnd w:id="19"/>
       <w:r>
         <w:rPr>
@@ -5985,7 +5985,7 @@
         <w:pStyle w:val="Heading2"/>
         <w:rPr/>
       </w:pPr>
-      <w:bookmarkStart w:id="20" w:name="__RefHeading___Toc25333_4195859891"/>
+      <w:bookmarkStart w:id="20" w:name="__RefHeading___Toc25333_3949650649"/>
       <w:bookmarkEnd w:id="20"/>
       <w:r>
         <w:rPr>
@@ -6017,7 +6017,7 @@
         <w:pStyle w:val="Heading2"/>
         <w:rPr/>
       </w:pPr>
-      <w:bookmarkStart w:id="21" w:name="__RefHeading___Toc25335_4195859891"/>
+      <w:bookmarkStart w:id="21" w:name="__RefHeading___Toc25335_3949650649"/>
       <w:bookmarkEnd w:id="21"/>
       <w:r>
         <w:rPr>
@@ -6072,7 +6072,7 @@
         <w:pStyle w:val="Heading2"/>
         <w:rPr/>
       </w:pPr>
-      <w:bookmarkStart w:id="22" w:name="__RefHeading___Toc25337_4195859891"/>
+      <w:bookmarkStart w:id="22" w:name="__RefHeading___Toc25337_3949650649"/>
       <w:bookmarkEnd w:id="22"/>
       <w:r>
         <w:rPr>
@@ -6165,7 +6165,7 @@
         <w:pStyle w:val="Heading2"/>
         <w:rPr/>
       </w:pPr>
-      <w:bookmarkStart w:id="23" w:name="__RefHeading___Toc25339_4195859891"/>
+      <w:bookmarkStart w:id="23" w:name="__RefHeading___Toc25339_3949650649"/>
       <w:bookmarkEnd w:id="23"/>
       <w:r>
         <w:rPr>
@@ -6258,7 +6258,7 @@
         <w:pStyle w:val="Heading2"/>
         <w:rPr/>
       </w:pPr>
-      <w:bookmarkStart w:id="24" w:name="__RefHeading___Toc25341_4195859891"/>
+      <w:bookmarkStart w:id="24" w:name="__RefHeading___Toc25341_3949650649"/>
       <w:bookmarkEnd w:id="24"/>
       <w:r>
         <w:rPr>
@@ -6884,7 +6884,7 @@
         <w:pStyle w:val="Heading2"/>
         <w:rPr/>
       </w:pPr>
-      <w:bookmarkStart w:id="25" w:name="__RefHeading___Toc25343_4195859891"/>
+      <w:bookmarkStart w:id="25" w:name="__RefHeading___Toc25343_3949650649"/>
       <w:bookmarkEnd w:id="25"/>
       <w:r>
         <w:rPr>
@@ -6939,7 +6939,7 @@
         <w:pStyle w:val="Heading2"/>
         <w:rPr/>
       </w:pPr>
-      <w:bookmarkStart w:id="26" w:name="__RefHeading___Toc25345_4195859891"/>
+      <w:bookmarkStart w:id="26" w:name="__RefHeading___Toc25345_3949650649"/>
       <w:bookmarkEnd w:id="26"/>
       <w:r>
         <w:rPr>
@@ -6997,7 +6997,7 @@
         <w:pStyle w:val="Heading1"/>
         <w:rPr/>
       </w:pPr>
-      <w:bookmarkStart w:id="27" w:name="__RefHeading___Toc25347_4195859891"/>
+      <w:bookmarkStart w:id="27" w:name="__RefHeading___Toc25347_3949650649"/>
       <w:bookmarkEnd w:id="27"/>
       <w:r>
         <w:rPr>
@@ -7014,7 +7014,7 @@
         <w:pStyle w:val="Heading2"/>
         <w:rPr/>
       </w:pPr>
-      <w:bookmarkStart w:id="28" w:name="__RefHeading___Toc25349_4195859891"/>
+      <w:bookmarkStart w:id="28" w:name="__RefHeading___Toc25349_3949650649"/>
       <w:bookmarkEnd w:id="28"/>
       <w:r>
         <w:rPr>
@@ -7046,7 +7046,7 @@
         <w:pStyle w:val="Heading2"/>
         <w:rPr/>
       </w:pPr>
-      <w:bookmarkStart w:id="29" w:name="__RefHeading___Toc25351_4195859891"/>
+      <w:bookmarkStart w:id="29" w:name="__RefHeading___Toc25351_3949650649"/>
       <w:bookmarkEnd w:id="29"/>
       <w:r>
         <w:rPr>
@@ -7120,7 +7120,7 @@
         <w:pStyle w:val="Heading2"/>
         <w:rPr/>
       </w:pPr>
-      <w:bookmarkStart w:id="30" w:name="__RefHeading___Toc25353_4195859891"/>
+      <w:bookmarkStart w:id="30" w:name="__RefHeading___Toc25353_3949650649"/>
       <w:bookmarkEnd w:id="30"/>
       <w:r>
         <w:rPr>
@@ -7804,7 +7804,7 @@
         <w:pStyle w:val="Heading2"/>
         <w:rPr/>
       </w:pPr>
-      <w:bookmarkStart w:id="31" w:name="__RefHeading___Toc25355_4195859891"/>
+      <w:bookmarkStart w:id="31" w:name="__RefHeading___Toc25355_3949650649"/>
       <w:bookmarkEnd w:id="31"/>
       <w:r>
         <w:rPr>
@@ -7897,7 +7897,7 @@
         <w:pStyle w:val="Heading2"/>
         <w:rPr/>
       </w:pPr>
-      <w:bookmarkStart w:id="32" w:name="__RefHeading___Toc25357_4195859891"/>
+      <w:bookmarkStart w:id="32" w:name="__RefHeading___Toc25357_3949650649"/>
       <w:bookmarkEnd w:id="32"/>
       <w:r>
         <w:rPr>
@@ -8523,7 +8523,7 @@
         <w:pStyle w:val="Heading2"/>
         <w:rPr/>
       </w:pPr>
-      <w:bookmarkStart w:id="33" w:name="__RefHeading___Toc25359_4195859891"/>
+      <w:bookmarkStart w:id="33" w:name="__RefHeading___Toc25359_3949650649"/>
       <w:bookmarkEnd w:id="33"/>
       <w:r>
         <w:rPr>
@@ -8597,7 +8597,7 @@
         <w:pStyle w:val="Heading2"/>
         <w:rPr/>
       </w:pPr>
-      <w:bookmarkStart w:id="34" w:name="__RefHeading___Toc25361_4195859891"/>
+      <w:bookmarkStart w:id="34" w:name="__RefHeading___Toc25361_3949650649"/>
       <w:bookmarkEnd w:id="34"/>
       <w:r>
         <w:rPr>
@@ -8672,7 +8672,7 @@
         <w:pStyle w:val="Heading1"/>
         <w:rPr/>
       </w:pPr>
-      <w:bookmarkStart w:id="35" w:name="__RefHeading___Toc25363_4195859891"/>
+      <w:bookmarkStart w:id="35" w:name="__RefHeading___Toc25363_3949650649"/>
       <w:bookmarkEnd w:id="35"/>
       <w:r>
         <w:rPr>
@@ -8689,7 +8689,7 @@
         <w:pStyle w:val="Heading2"/>
         <w:rPr/>
       </w:pPr>
-      <w:bookmarkStart w:id="36" w:name="__RefHeading___Toc25365_4195859891"/>
+      <w:bookmarkStart w:id="36" w:name="__RefHeading___Toc25365_3949650649"/>
       <w:bookmarkEnd w:id="36"/>
       <w:r>
         <w:rPr>
@@ -8721,7 +8721,7 @@
         <w:pStyle w:val="Heading2"/>
         <w:rPr/>
       </w:pPr>
-      <w:bookmarkStart w:id="37" w:name="__RefHeading___Toc25367_4195859891"/>
+      <w:bookmarkStart w:id="37" w:name="__RefHeading___Toc25367_3949650649"/>
       <w:bookmarkEnd w:id="37"/>
       <w:r>
         <w:rPr>
@@ -8795,7 +8795,7 @@
         <w:pStyle w:val="Heading2"/>
         <w:rPr/>
       </w:pPr>
-      <w:bookmarkStart w:id="38" w:name="__RefHeading___Toc25369_4195859891"/>
+      <w:bookmarkStart w:id="38" w:name="__RefHeading___Toc25369_3949650649"/>
       <w:bookmarkEnd w:id="38"/>
       <w:r>
         <w:rPr>
@@ -8888,7 +8888,7 @@
         <w:pStyle w:val="Heading2"/>
         <w:rPr/>
       </w:pPr>
-      <w:bookmarkStart w:id="39" w:name="__RefHeading___Toc25371_4195859891"/>
+      <w:bookmarkStart w:id="39" w:name="__RefHeading___Toc25371_3949650649"/>
       <w:bookmarkEnd w:id="39"/>
       <w:r>
         <w:rPr>
@@ -8981,7 +8981,7 @@
         <w:pStyle w:val="Heading2"/>
         <w:rPr/>
       </w:pPr>
-      <w:bookmarkStart w:id="40" w:name="__RefHeading___Toc25373_4195859891"/>
+      <w:bookmarkStart w:id="40" w:name="__RefHeading___Toc25373_3949650649"/>
       <w:bookmarkEnd w:id="40"/>
       <w:r>
         <w:rPr>
@@ -9607,7 +9607,7 @@
         <w:pStyle w:val="Heading2"/>
         <w:rPr/>
       </w:pPr>
-      <w:bookmarkStart w:id="41" w:name="__RefHeading___Toc25375_4195859891"/>
+      <w:bookmarkStart w:id="41" w:name="__RefHeading___Toc25375_3949650649"/>
       <w:bookmarkEnd w:id="41"/>
       <w:r>
         <w:rPr>
@@ -9681,7 +9681,7 @@
         <w:pStyle w:val="Heading2"/>
         <w:rPr/>
       </w:pPr>
-      <w:bookmarkStart w:id="42" w:name="__RefHeading___Toc25377_4195859891"/>
+      <w:bookmarkStart w:id="42" w:name="__RefHeading___Toc25377_3949650649"/>
       <w:bookmarkEnd w:id="42"/>
       <w:r>
         <w:rPr>
@@ -9720,7 +9720,7 @@
         <w:pStyle w:val="Heading1"/>
         <w:rPr/>
       </w:pPr>
-      <w:bookmarkStart w:id="43" w:name="__RefHeading___Toc25379_4195859891"/>
+      <w:bookmarkStart w:id="43" w:name="__RefHeading___Toc25379_3949650649"/>
       <w:bookmarkEnd w:id="43"/>
       <w:r>
         <w:rPr>
@@ -10333,23 +10333,13 @@
     </w:tbl>
     <w:p>
       <w:pPr>
-        <w:pStyle w:val="Normal"/>
-        <w:spacing w:before="0" w:after="80"/>
-        <w:rPr/>
-      </w:pPr>
-      <w:r>
-        <w:rPr/>
-      </w:r>
-      <w:r>
-        <w:br w:type="page"/>
-      </w:r>
-    </w:p>
-    <w:p>
-      <w:pPr>
         <w:pStyle w:val="Heading1"/>
         <w:rPr/>
       </w:pPr>
-      <w:bookmarkStart w:id="44" w:name="__RefHeading___Toc25381_4195859891"/>
+      <w:r>
+        <w:br w:type="page"/>
+      </w:r>
+      <w:bookmarkStart w:id="44" w:name="__RefHeading___Toc25381_3949650649"/>
       <w:bookmarkEnd w:id="44"/>
       <w:r>
         <w:rPr>
@@ -11076,23 +11066,13 @@
     </w:tbl>
     <w:p>
       <w:pPr>
-        <w:pStyle w:val="Normal"/>
-        <w:spacing w:before="0" w:after="80"/>
-        <w:rPr/>
-      </w:pPr>
-      <w:r>
-        <w:rPr/>
-      </w:r>
-      <w:r>
-        <w:br w:type="page"/>
-      </w:r>
-    </w:p>
-    <w:p>
-      <w:pPr>
         <w:pStyle w:val="Heading1"/>
         <w:rPr/>
       </w:pPr>
-      <w:bookmarkStart w:id="45" w:name="__RefHeading___Toc25383_4195859891"/>
+      <w:r>
+        <w:br w:type="page"/>
+      </w:r>
+      <w:bookmarkStart w:id="45" w:name="__RefHeading___Toc25383_3949650649"/>
       <w:bookmarkEnd w:id="45"/>
       <w:r>
         <w:rPr>
@@ -11748,23 +11728,13 @@
     </w:tbl>
     <w:p>
       <w:pPr>
-        <w:pStyle w:val="Normal"/>
-        <w:spacing w:before="0" w:after="80"/>
-        <w:rPr/>
-      </w:pPr>
-      <w:r>
-        <w:rPr/>
-      </w:r>
-      <w:r>
-        <w:br w:type="page"/>
-      </w:r>
-    </w:p>
-    <w:p>
-      <w:pPr>
         <w:pStyle w:val="Heading1"/>
         <w:rPr/>
       </w:pPr>
-      <w:bookmarkStart w:id="46" w:name="__RefHeading___Toc25385_4195859891"/>
+      <w:r>
+        <w:br w:type="page"/>
+      </w:r>
+      <w:bookmarkStart w:id="46" w:name="__RefHeading___Toc25385_3949650649"/>
       <w:bookmarkEnd w:id="46"/>
       <w:r>
         <w:rPr>
@@ -11813,7 +11783,7 @@
           <w:spacing w:val="0"/>
         </w:rPr>
       </w:pPr>
-      <w:bookmarkStart w:id="47" w:name="__RefHeading___Toc25387_4195859891"/>
+      <w:bookmarkStart w:id="47" w:name="__RefHeading___Toc25387_3949650649"/>
       <w:bookmarkStart w:id="48" w:name="_Toc233203395"/>
       <w:bookmarkEnd w:id="47"/>
       <w:r>
